--- a/src/templates/registrasi/template_checklist.docx
+++ b/src/templates/registrasi/template_checklist.docx
@@ -748,14 +748,14 @@
               <w:jc w:val="center"/>
               <w:rPr>
                 <w:rFonts w:ascii="Arial" w:hAnsi="Arial" w:cs="Arial"/>
+                <w:sz w:val="20"/>
+                <w:szCs w:val="20"/>
               </w:rPr>
             </w:pPr>
             <w:r>
               <w:rPr>
                 <w:rStyle w:val="HTMLCode"/>
                 <w:rFonts w:ascii="Arial" w:eastAsiaTheme="minorHAnsi" w:hAnsi="Arial" w:cs="Arial"/>
-                <w:sz w:val="22"/>
-                <w:szCs w:val="22"/>
               </w:rPr>
               <w:t>{#persyaratan}{no}</w:t>
             </w:r>
@@ -770,14 +770,14 @@
             <w:pPr>
               <w:rPr>
                 <w:rFonts w:ascii="Arial" w:hAnsi="Arial" w:cs="Arial"/>
+                <w:sz w:val="20"/>
+                <w:szCs w:val="20"/>
               </w:rPr>
             </w:pPr>
             <w:r>
               <w:rPr>
                 <w:rStyle w:val="HTMLCode"/>
                 <w:rFonts w:ascii="Arial" w:eastAsiaTheme="minorHAnsi" w:hAnsi="Arial" w:cs="Arial"/>
-                <w:sz w:val="22"/>
-                <w:szCs w:val="22"/>
               </w:rPr>
               <w:t>{</w:t>
             </w:r>
@@ -786,8 +786,6 @@
               <w:rPr>
                 <w:rStyle w:val="HTMLCode"/>
                 <w:rFonts w:ascii="Arial" w:eastAsiaTheme="minorHAnsi" w:hAnsi="Arial" w:cs="Arial"/>
-                <w:sz w:val="22"/>
-                <w:szCs w:val="22"/>
               </w:rPr>
               <w:t>item_nama</w:t>
             </w:r>
@@ -796,8 +794,6 @@
               <w:rPr>
                 <w:rStyle w:val="HTMLCode"/>
                 <w:rFonts w:ascii="Arial" w:eastAsiaTheme="minorHAnsi" w:hAnsi="Arial" w:cs="Arial"/>
-                <w:sz w:val="22"/>
-                <w:szCs w:val="22"/>
               </w:rPr>
               <w:t>}</w:t>
             </w:r>
@@ -813,14 +809,14 @@
               <w:jc w:val="center"/>
               <w:rPr>
                 <w:rFonts w:ascii="Arial" w:hAnsi="Arial" w:cs="Arial"/>
+                <w:sz w:val="20"/>
+                <w:szCs w:val="20"/>
               </w:rPr>
             </w:pPr>
             <w:r>
               <w:rPr>
                 <w:rStyle w:val="HTMLCode"/>
                 <w:rFonts w:ascii="Arial" w:eastAsiaTheme="minorHAnsi" w:hAnsi="Arial" w:cs="Arial"/>
-                <w:sz w:val="22"/>
-                <w:szCs w:val="22"/>
               </w:rPr>
               <w:t>{ada}</w:t>
             </w:r>
@@ -836,14 +832,14 @@
               <w:jc w:val="center"/>
               <w:rPr>
                 <w:rFonts w:ascii="Arial" w:hAnsi="Arial" w:cs="Arial"/>
+                <w:sz w:val="20"/>
+                <w:szCs w:val="20"/>
               </w:rPr>
             </w:pPr>
             <w:r>
               <w:rPr>
                 <w:rStyle w:val="HTMLCode"/>
                 <w:rFonts w:ascii="Arial" w:eastAsiaTheme="minorHAnsi" w:hAnsi="Arial" w:cs="Arial"/>
-                <w:sz w:val="22"/>
-                <w:szCs w:val="22"/>
               </w:rPr>
               <w:t>{keterangan}{/persyaratan}</w:t>
             </w:r>

--- a/src/templates/registrasi/template_checklist.docx
+++ b/src/templates/registrasi/template_checklist.docx
@@ -281,18 +281,19 @@
     <w:tbl>
       <w:tblPr>
         <w:tblStyle w:val="TableGrid"/>
-        <w:tblW w:w="0" w:type="auto"/>
+        <w:tblW w:w="9640" w:type="dxa"/>
+        <w:tblInd w:w="-431" w:type="dxa"/>
         <w:tblLook w:val="04A0" w:firstRow="1" w:lastRow="0" w:firstColumn="1" w:lastColumn="0" w:noHBand="0" w:noVBand="1"/>
       </w:tblPr>
       <w:tblGrid>
-        <w:gridCol w:w="2830"/>
-        <w:gridCol w:w="426"/>
-        <w:gridCol w:w="5760"/>
+        <w:gridCol w:w="2836"/>
+        <w:gridCol w:w="284"/>
+        <w:gridCol w:w="6520"/>
       </w:tblGrid>
       <w:tr>
         <w:tc>
           <w:tcPr>
-            <w:tcW w:w="2830" w:type="dxa"/>
+            <w:tcW w:w="2836" w:type="dxa"/>
           </w:tcPr>
           <w:p>
             <w:pPr>
@@ -311,7 +312,7 @@
         </w:tc>
         <w:tc>
           <w:tcPr>
-            <w:tcW w:w="426" w:type="dxa"/>
+            <w:tcW w:w="284" w:type="dxa"/>
           </w:tcPr>
           <w:p>
             <w:pPr>
@@ -332,7 +333,7 @@
         </w:tc>
         <w:tc>
           <w:tcPr>
-            <w:tcW w:w="5760" w:type="dxa"/>
+            <w:tcW w:w="6520" w:type="dxa"/>
           </w:tcPr>
           <w:p>
             <w:pPr>
@@ -367,7 +368,7 @@
       <w:tr>
         <w:tc>
           <w:tcPr>
-            <w:tcW w:w="2830" w:type="dxa"/>
+            <w:tcW w:w="2836" w:type="dxa"/>
           </w:tcPr>
           <w:p>
             <w:pPr>
@@ -386,7 +387,7 @@
         </w:tc>
         <w:tc>
           <w:tcPr>
-            <w:tcW w:w="426" w:type="dxa"/>
+            <w:tcW w:w="284" w:type="dxa"/>
           </w:tcPr>
           <w:p>
             <w:pPr>
@@ -407,7 +408,7 @@
         </w:tc>
         <w:tc>
           <w:tcPr>
-            <w:tcW w:w="5760" w:type="dxa"/>
+            <w:tcW w:w="6520" w:type="dxa"/>
           </w:tcPr>
           <w:p>
             <w:pPr>
@@ -442,7 +443,7 @@
       <w:tr>
         <w:tc>
           <w:tcPr>
-            <w:tcW w:w="2830" w:type="dxa"/>
+            <w:tcW w:w="2836" w:type="dxa"/>
           </w:tcPr>
           <w:p>
             <w:pPr>
@@ -487,7 +488,7 @@
         </w:tc>
         <w:tc>
           <w:tcPr>
-            <w:tcW w:w="426" w:type="dxa"/>
+            <w:tcW w:w="284" w:type="dxa"/>
           </w:tcPr>
           <w:p>
             <w:pPr>
@@ -508,7 +509,7 @@
         </w:tc>
         <w:tc>
           <w:tcPr>
-            <w:tcW w:w="5760" w:type="dxa"/>
+            <w:tcW w:w="6520" w:type="dxa"/>
           </w:tcPr>
           <w:p>
             <w:pPr>
@@ -545,7 +546,7 @@
       <w:tr>
         <w:tc>
           <w:tcPr>
-            <w:tcW w:w="2830" w:type="dxa"/>
+            <w:tcW w:w="2836" w:type="dxa"/>
           </w:tcPr>
           <w:p>
             <w:pPr>
@@ -564,7 +565,7 @@
         </w:tc>
         <w:tc>
           <w:tcPr>
-            <w:tcW w:w="426" w:type="dxa"/>
+            <w:tcW w:w="284" w:type="dxa"/>
           </w:tcPr>
           <w:p>
             <w:pPr>
@@ -585,7 +586,7 @@
         </w:tc>
         <w:tc>
           <w:tcPr>
-            <w:tcW w:w="5760" w:type="dxa"/>
+            <w:tcW w:w="6520" w:type="dxa"/>
           </w:tcPr>
           <w:p>
             <w:pPr>
@@ -631,20 +632,21 @@
     <w:tbl>
       <w:tblPr>
         <w:tblStyle w:val="TableGrid"/>
-        <w:tblW w:w="9067" w:type="dxa"/>
+        <w:tblW w:w="9640" w:type="dxa"/>
+        <w:tblInd w:w="-431" w:type="dxa"/>
         <w:tblLayout w:type="fixed"/>
         <w:tblLook w:val="04A0" w:firstRow="1" w:lastRow="0" w:firstColumn="1" w:lastColumn="0" w:noHBand="0" w:noVBand="1"/>
       </w:tblPr>
       <w:tblGrid>
-        <w:gridCol w:w="851"/>
-        <w:gridCol w:w="3686"/>
-        <w:gridCol w:w="1695"/>
-        <w:gridCol w:w="2835"/>
+        <w:gridCol w:w="1282"/>
+        <w:gridCol w:w="3255"/>
+        <w:gridCol w:w="1701"/>
+        <w:gridCol w:w="3402"/>
       </w:tblGrid>
       <w:tr>
         <w:tc>
           <w:tcPr>
-            <w:tcW w:w="851" w:type="dxa"/>
+            <w:tcW w:w="1282" w:type="dxa"/>
           </w:tcPr>
           <w:p>
             <w:pPr>
@@ -669,7 +671,7 @@
         </w:tc>
         <w:tc>
           <w:tcPr>
-            <w:tcW w:w="3686" w:type="dxa"/>
+            <w:tcW w:w="3255" w:type="dxa"/>
           </w:tcPr>
           <w:p>
             <w:pPr>
@@ -692,7 +694,7 @@
         </w:tc>
         <w:tc>
           <w:tcPr>
-            <w:tcW w:w="1695" w:type="dxa"/>
+            <w:tcW w:w="1701" w:type="dxa"/>
           </w:tcPr>
           <w:p>
             <w:pPr>
@@ -715,7 +717,7 @@
         </w:tc>
         <w:tc>
           <w:tcPr>
-            <w:tcW w:w="2835" w:type="dxa"/>
+            <w:tcW w:w="3402" w:type="dxa"/>
           </w:tcPr>
           <w:p>
             <w:pPr>
@@ -740,7 +742,7 @@
       <w:tr>
         <w:tc>
           <w:tcPr>
-            <w:tcW w:w="851" w:type="dxa"/>
+            <w:tcW w:w="1282" w:type="dxa"/>
             <w:vAlign w:val="center"/>
           </w:tcPr>
           <w:p>
@@ -763,7 +765,7 @@
         </w:tc>
         <w:tc>
           <w:tcPr>
-            <w:tcW w:w="3686" w:type="dxa"/>
+            <w:tcW w:w="3255" w:type="dxa"/>
             <w:vAlign w:val="center"/>
           </w:tcPr>
           <w:p>
@@ -801,7 +803,7 @@
         </w:tc>
         <w:tc>
           <w:tcPr>
-            <w:tcW w:w="1695" w:type="dxa"/>
+            <w:tcW w:w="1701" w:type="dxa"/>
             <w:vAlign w:val="center"/>
           </w:tcPr>
           <w:p>
@@ -824,7 +826,7 @@
         </w:tc>
         <w:tc>
           <w:tcPr>
-            <w:tcW w:w="2835" w:type="dxa"/>
+            <w:tcW w:w="3402" w:type="dxa"/>
             <w:vAlign w:val="center"/>
           </w:tcPr>
           <w:p>
@@ -858,18 +860,19 @@
     <w:tbl>
       <w:tblPr>
         <w:tblStyle w:val="TableGrid"/>
-        <w:tblW w:w="0" w:type="auto"/>
+        <w:tblW w:w="9640" w:type="dxa"/>
+        <w:tblInd w:w="-431" w:type="dxa"/>
         <w:tblLook w:val="04A0" w:firstRow="1" w:lastRow="0" w:firstColumn="1" w:lastColumn="0" w:noHBand="0" w:noVBand="1"/>
       </w:tblPr>
       <w:tblGrid>
-        <w:gridCol w:w="3823"/>
+        <w:gridCol w:w="3687"/>
         <w:gridCol w:w="283"/>
-        <w:gridCol w:w="4910"/>
+        <w:gridCol w:w="5670"/>
       </w:tblGrid>
       <w:tr>
         <w:tc>
           <w:tcPr>
-            <w:tcW w:w="9016" w:type="dxa"/>
+            <w:tcW w:w="9640" w:type="dxa"/>
             <w:gridSpan w:val="3"/>
           </w:tcPr>
           <w:p>
@@ -894,7 +897,7 @@
       <w:tr>
         <w:tc>
           <w:tcPr>
-            <w:tcW w:w="3823" w:type="dxa"/>
+            <w:tcW w:w="3687" w:type="dxa"/>
           </w:tcPr>
           <w:p>
             <w:pPr>
@@ -930,7 +933,7 @@
         </w:tc>
         <w:tc>
           <w:tcPr>
-            <w:tcW w:w="4910" w:type="dxa"/>
+            <w:tcW w:w="5670" w:type="dxa"/>
           </w:tcPr>
           <w:p>
             <w:pPr>
@@ -978,7 +981,7 @@
       <w:tr>
         <w:tc>
           <w:tcPr>
-            <w:tcW w:w="3823" w:type="dxa"/>
+            <w:tcW w:w="3687" w:type="dxa"/>
           </w:tcPr>
           <w:p>
             <w:pPr>
@@ -1014,7 +1017,7 @@
         </w:tc>
         <w:tc>
           <w:tcPr>
-            <w:tcW w:w="4910" w:type="dxa"/>
+            <w:tcW w:w="5670" w:type="dxa"/>
           </w:tcPr>
           <w:p>
             <w:pPr>
@@ -1062,7 +1065,7 @@
       <w:tr>
         <w:tc>
           <w:tcPr>
-            <w:tcW w:w="3823" w:type="dxa"/>
+            <w:tcW w:w="3687" w:type="dxa"/>
           </w:tcPr>
           <w:p>
             <w:pPr>
@@ -1098,7 +1101,7 @@
         </w:tc>
         <w:tc>
           <w:tcPr>
-            <w:tcW w:w="4910" w:type="dxa"/>
+            <w:tcW w:w="5670" w:type="dxa"/>
           </w:tcPr>
           <w:p>
             <w:pPr>
@@ -1141,17 +1144,38 @@
     <w:tbl>
       <w:tblPr>
         <w:tblStyle w:val="TableGrid"/>
-        <w:tblW w:w="0" w:type="auto"/>
+        <w:tblW w:w="9640" w:type="dxa"/>
+        <w:tblInd w:w="-431" w:type="dxa"/>
         <w:tblLook w:val="04A0" w:firstRow="1" w:lastRow="0" w:firstColumn="1" w:lastColumn="0" w:noHBand="0" w:noVBand="1"/>
       </w:tblPr>
       <w:tblGrid>
+        <w:gridCol w:w="3436"/>
         <w:gridCol w:w="3005"/>
-        <w:gridCol w:w="3005"/>
-        <w:gridCol w:w="3006"/>
+        <w:gridCol w:w="3199"/>
       </w:tblGrid>
       <w:tr>
         <w:tc>
           <w:tcPr>
+            <w:tcW w:w="3436" w:type="dxa"/>
+            <w:vAlign w:val="center"/>
+          </w:tcPr>
+          <w:p>
+            <w:pPr>
+              <w:jc w:val="center"/>
+              <w:rPr>
+                <w:rFonts w:ascii="Arial" w:hAnsi="Arial" w:cs="Arial"/>
+              </w:rPr>
+            </w:pPr>
+            <w:r>
+              <w:rPr>
+                <w:rFonts w:ascii="Arial" w:hAnsi="Arial" w:cs="Arial"/>
+              </w:rPr>
+              <w:t>Cap Dinas</w:t>
+            </w:r>
+          </w:p>
+        </w:tc>
+        <w:tc>
+          <w:tcPr>
             <w:tcW w:w="3005" w:type="dxa"/>
             <w:vAlign w:val="center"/>
           </w:tcPr>
@@ -1166,33 +1190,13 @@
               <w:rPr>
                 <w:rFonts w:ascii="Arial" w:hAnsi="Arial" w:cs="Arial"/>
               </w:rPr>
-              <w:t>Cap Dinas</w:t>
-            </w:r>
-          </w:p>
-        </w:tc>
-        <w:tc>
-          <w:tcPr>
-            <w:tcW w:w="3005" w:type="dxa"/>
-            <w:vAlign w:val="center"/>
-          </w:tcPr>
-          <w:p>
-            <w:pPr>
-              <w:jc w:val="center"/>
-              <w:rPr>
-                <w:rFonts w:ascii="Arial" w:hAnsi="Arial" w:cs="Arial"/>
-              </w:rPr>
-            </w:pPr>
-            <w:r>
-              <w:rPr>
-                <w:rFonts w:ascii="Arial" w:hAnsi="Arial" w:cs="Arial"/>
-              </w:rPr>
               <w:t>Penyerah Berkas</w:t>
             </w:r>
           </w:p>
         </w:tc>
         <w:tc>
           <w:tcPr>
-            <w:tcW w:w="3006" w:type="dxa"/>
+            <w:tcW w:w="3199" w:type="dxa"/>
             <w:vAlign w:val="center"/>
           </w:tcPr>
           <w:p>
@@ -1217,6 +1221,20 @@
         </w:trPr>
         <w:tc>
           <w:tcPr>
+            <w:tcW w:w="3436" w:type="dxa"/>
+            <w:vAlign w:val="center"/>
+          </w:tcPr>
+          <w:p>
+            <w:pPr>
+              <w:jc w:val="center"/>
+              <w:rPr>
+                <w:rFonts w:ascii="Arial" w:hAnsi="Arial" w:cs="Arial"/>
+              </w:rPr>
+            </w:pPr>
+          </w:p>
+        </w:tc>
+        <w:tc>
+          <w:tcPr>
             <w:tcW w:w="3005" w:type="dxa"/>
             <w:vAlign w:val="center"/>
           </w:tcPr>
@@ -1231,21 +1249,7 @@
         </w:tc>
         <w:tc>
           <w:tcPr>
-            <w:tcW w:w="3005" w:type="dxa"/>
-            <w:vAlign w:val="center"/>
-          </w:tcPr>
-          <w:p>
-            <w:pPr>
-              <w:jc w:val="center"/>
-              <w:rPr>
-                <w:rFonts w:ascii="Arial" w:hAnsi="Arial" w:cs="Arial"/>
-              </w:rPr>
-            </w:pPr>
-          </w:p>
-        </w:tc>
-        <w:tc>
-          <w:tcPr>
-            <w:tcW w:w="3006" w:type="dxa"/>
+            <w:tcW w:w="3199" w:type="dxa"/>
             <w:vAlign w:val="center"/>
           </w:tcPr>
           <w:p>
@@ -1261,7 +1265,7 @@
       <w:tr>
         <w:tc>
           <w:tcPr>
-            <w:tcW w:w="3005" w:type="dxa"/>
+            <w:tcW w:w="3436" w:type="dxa"/>
             <w:vAlign w:val="center"/>
           </w:tcPr>
           <w:p>
@@ -1337,7 +1341,7 @@
         </w:tc>
         <w:tc>
           <w:tcPr>
-            <w:tcW w:w="3006" w:type="dxa"/>
+            <w:tcW w:w="3199" w:type="dxa"/>
             <w:vAlign w:val="center"/>
           </w:tcPr>
           <w:p>

--- a/src/templates/registrasi/template_checklist.docx
+++ b/src/templates/registrasi/template_checklist.docx
@@ -1161,6 +1161,8 @@
           </w:tcPr>
           <w:p>
             <w:pPr>
+              <w:keepNext/>
+              <w:keepLines/>
               <w:jc w:val="center"/>
               <w:rPr>
                 <w:rFonts w:ascii="Arial" w:hAnsi="Arial" w:cs="Arial"/>
@@ -1181,6 +1183,8 @@
           </w:tcPr>
           <w:p>
             <w:pPr>
+              <w:keepNext/>
+              <w:keepLines/>
               <w:jc w:val="center"/>
               <w:rPr>
                 <w:rFonts w:ascii="Arial" w:hAnsi="Arial" w:cs="Arial"/>
@@ -1201,6 +1205,8 @@
           </w:tcPr>
           <w:p>
             <w:pPr>
+              <w:keepNext/>
+              <w:keepLines/>
               <w:jc w:val="center"/>
               <w:rPr>
                 <w:rFonts w:ascii="Arial" w:hAnsi="Arial" w:cs="Arial"/>
@@ -1226,6 +1232,8 @@
           </w:tcPr>
           <w:p>
             <w:pPr>
+              <w:keepNext/>
+              <w:keepLines/>
               <w:jc w:val="center"/>
               <w:rPr>
                 <w:rFonts w:ascii="Arial" w:hAnsi="Arial" w:cs="Arial"/>
@@ -1240,6 +1248,8 @@
           </w:tcPr>
           <w:p>
             <w:pPr>
+              <w:keepNext/>
+              <w:keepLines/>
               <w:jc w:val="center"/>
               <w:rPr>
                 <w:rFonts w:ascii="Arial" w:hAnsi="Arial" w:cs="Arial"/>
@@ -1254,6 +1264,8 @@
           </w:tcPr>
           <w:p>
             <w:pPr>
+              <w:keepNext/>
+              <w:keepLines/>
               <w:jc w:val="center"/>
               <w:rPr>
                 <w:rFonts w:ascii="Arial" w:hAnsi="Arial" w:cs="Arial"/>
@@ -1270,6 +1282,8 @@
           </w:tcPr>
           <w:p>
             <w:pPr>
+              <w:keepNext/>
+              <w:keepLines/>
               <w:jc w:val="center"/>
               <w:rPr>
                 <w:rFonts w:ascii="Arial" w:hAnsi="Arial" w:cs="Arial"/>
@@ -1304,6 +1318,8 @@
           </w:tcPr>
           <w:p>
             <w:pPr>
+              <w:keepNext/>
+              <w:keepLines/>
               <w:jc w:val="center"/>
               <w:rPr>
                 <w:rFonts w:ascii="Arial" w:hAnsi="Arial" w:cs="Arial"/>
@@ -1346,6 +1362,8 @@
           </w:tcPr>
           <w:p>
             <w:pPr>
+              <w:keepNext/>
+              <w:keepLines/>
               <w:jc w:val="center"/>
               <w:rPr>
                 <w:rFonts w:ascii="Arial" w:hAnsi="Arial" w:cs="Arial"/>
